--- a/docs/reference-apa.docx
+++ b/docs/reference-apa.docx
@@ -596,8 +596,6 @@
     <w:next w:val="BodyText"/>
     <w:qFormat/>
     <w:pPr>
-      <w:keepNext/>
-      <w:keepLines/>
     </w:pPr>
     <w:rPr>
       <w:sz w:val="24"/>
@@ -610,8 +608,6 @@
     <w:next w:val="BodyText"/>
     <w:qFormat/>
     <w:pPr>
-      <w:keepNext/>
-      <w:keepLines/>
     </w:pPr>
     <w:rPr>
       <w:sz w:val="24"/>
@@ -624,8 +620,6 @@
     <w:next w:val="Abstract"/>
     <w:qFormat/>
     <w:pPr>
-      <w:keepNext/>
-      <w:keepLines/>
       <w:spacing w:before="300" w:after="0"/>
       <w:jc w:val="center"/>
     </w:pPr>
@@ -641,8 +635,6 @@
     <w:next w:val="BodyText"/>
     <w:qFormat/>
     <w:pPr>
-      <w:keepNext/>
-      <w:keepLines/>
       <w:spacing w:before="100" w:after="300"/>
     </w:pPr>
     <w:rPr>
@@ -667,8 +659,6 @@
     <w:qFormat/>
     <w:rsid w:val="00A10FD9"/>
     <w:pPr>
-      <w:keepNext/>
-      <w:keepLines/>
       <w:spacing w:before="240" w:after="80"/>
       <w:outlineLvl w:val="0"/>
       <w:pageBreakBefore w:val="false"/>
@@ -691,8 +681,6 @@
     <w:qFormat/>
     <w:rsid w:val="00A10FD9"/>
     <w:pPr>
-      <w:keepNext/>
-      <w:keepLines/>
       <w:spacing w:before="160" w:after="80"/>
       <w:outlineLvl w:val="1"/>
     </w:pPr>
@@ -714,8 +702,6 @@
     <w:qFormat/>
     <w:rsid w:val="00A10FD9"/>
     <w:pPr>
-      <w:keepNext/>
-      <w:keepLines/>
       <w:spacing w:before="160" w:after="80"/>
       <w:outlineLvl w:val="2"/>
     </w:pPr>
@@ -737,8 +723,6 @@
     <w:qFormat/>
     <w:rsid w:val="00A10FD9"/>
     <w:pPr>
-      <w:keepNext/>
-      <w:keepLines/>
       <w:spacing w:before="80" w:after="40"/>
       <w:outlineLvl w:val="3"/>
     </w:pPr>
@@ -760,8 +744,6 @@
     <w:qFormat/>
     <w:rsid w:val="00A10FD9"/>
     <w:pPr>
-      <w:keepNext/>
-      <w:keepLines/>
       <w:spacing w:before="80" w:after="40"/>
       <w:outlineLvl w:val="4"/>
     </w:pPr>
@@ -781,8 +763,6 @@
     <w:qFormat/>
     <w:rsid w:val="00A10FD9"/>
     <w:pPr>
-      <w:keepNext/>
-      <w:keepLines/>
       <w:spacing w:before="40" w:after="0"/>
       <w:outlineLvl w:val="5"/>
     </w:pPr>
@@ -804,8 +784,6 @@
     <w:qFormat/>
     <w:rsid w:val="00A10FD9"/>
     <w:pPr>
-      <w:keepNext/>
-      <w:keepLines/>
       <w:spacing w:before="40" w:after="0"/>
       <w:outlineLvl w:val="6"/>
     </w:pPr>
@@ -825,8 +803,6 @@
     <w:qFormat/>
     <w:rsid w:val="00A10FD9"/>
     <w:pPr>
-      <w:keepNext/>
-      <w:keepLines/>
       <w:spacing w:after="0"/>
       <w:outlineLvl w:val="7"/>
     </w:pPr>
@@ -848,8 +824,6 @@
     <w:qFormat/>
     <w:rsid w:val="00A10FD9"/>
     <w:pPr>
-      <w:keepNext/>
-      <w:keepLines/>
       <w:spacing w:after="0"/>
       <w:outlineLvl w:val="8"/>
     </w:pPr>
@@ -1043,8 +1017,6 @@
     <w:basedOn w:val="Normal"/>
     <w:next w:val="Definition"/>
     <w:pPr>
-      <w:keepNext/>
-      <w:keepLines/>
       <w:spacing w:after="0"/>
     </w:pPr>
     <w:rPr>
@@ -1070,7 +1042,6 @@
     <w:name w:val="Table Caption"/>
     <w:basedOn w:val="Caption"/>
     <w:pPr>
-      <w:keepNext/>
     </w:pPr>
   </w:style>
   <w:style w:type="paragraph" w:customStyle="1" w:styleId="ImageCaption">
@@ -1085,7 +1056,6 @@
     <w:name w:val="Captioned Figure"/>
     <w:basedOn w:val="Figure"/>
     <w:pPr>
-      <w:keepNext/>
     </w:pPr>
   </w:style>
   <w:style w:type="character" w:customStyle="1" w:styleId="BodyTextChar">
